--- a/docs/IFQ636_A1_Report_OsamaMohamed.docx
+++ b/docs/IFQ636_A1_Report_OsamaMohamed.docx
@@ -92,7 +92,7 @@
           </w:tcPr>
           <w:p>
             <w:r>
-              <w:t>&lt;&lt;INSERT diagrams.net share link&gt;&gt;</w:t>
+              <w:t>github.com/osama-m-qut/medication-reminder-system/blob/main/docs/sysml-diagrams.drawio (open at app.diagrams.net)</w:t>
             </w:r>
           </w:p>
         </w:tc>
@@ -114,7 +114,7 @@
           </w:tcPr>
           <w:p>
             <w:r>
-              <w:t>&lt;&lt;INSERT Jira board URL&gt;&gt;</w:t>
+              <w:t>https://nomadsps.atlassian.net/jira/software/projects/MRS/boards/</w:t>
             </w:r>
           </w:p>
         </w:tc>
@@ -136,7 +136,7 @@
           </w:tcPr>
           <w:p>
             <w:r>
-              <w:t>&lt;&lt;INSERT Figma prototype link&gt;&gt;</w:t>
+              <w:t>https://www.figma.com/design/eOTBAmuSM5tgCKIcsGb490</w:t>
             </w:r>
           </w:p>
         </w:tc>
@@ -158,7 +158,7 @@
           </w:tcPr>
           <w:p>
             <w:r>
-              <w:t>&lt;&lt;INSERT e.g. MediRemind-EC2 / i-0abc123...&gt;&gt;</w:t>
+              <w:t>MediRemind-EC2 / i-0a217255a436bf02d (Public IP 3.27.69.84)</w:t>
             </w:r>
           </w:p>
         </w:tc>
@@ -180,7 +180,7 @@
           </w:tcPr>
           <w:p>
             <w:r>
-              <w:t>&lt;&lt;INSERT GitHub repository URL&gt;&gt;</w:t>
+              <w:t>https://github.com/osama-m-qut/medication-reminder-system</w:t>
             </w:r>
           </w:p>
         </w:tc>
@@ -586,7 +586,7 @@
           <w:i/>
           <w:color w:val="C00000"/>
         </w:rPr>
-        <w:t>[SCREENSHOT] Insert screenshot of http://&lt;EC2_PUBLIC_IP&gt;:5001 in the browser with the public IP highlighted.</w:t>
+        <w:t>[SCREENSHOT] Insert screenshot of http://3.27.69.84:5001 in the browser with the public IP highlighted.</w:t>
       </w:r>
     </w:p>
     <w:p>

--- a/docs/IFQ636_A1_Report_OsamaMohamed.docx
+++ b/docs/IFQ636_A1_Report_OsamaMohamed.docx
@@ -7,7 +7,7 @@
         <w:pStyle w:val="Title"/>
       </w:pPr>
       <w:r>
-        <w:t>IFQ636 Assignment 1 — Software Requirements Analysis and Design</w:t>
+        <w:t>IFQ636 Assignment 1 - Software Requirements Analysis and Design</w:t>
       </w:r>
     </w:p>
     <w:p>
@@ -206,7 +206,7 @@
     </w:p>
     <w:p>
       <w:r>
-        <w:t>The system was built by extending the provided Node.js, React.js and MongoDB starter project, which supplied user authentication only. On top of that foundation I implemented four meaningful CRUD modules — Medications, Reminders, Dose Logs and an Admin console — together with role-based access control that separates the patient (user) panel from the administrator panel. The application was designed using SysML, planned and tracked in JIRA, prototyped in Figma, version-controlled on GitHub with a feature-branch workflow, and deployed to an AWS EC2 instance through a GitHub Actions CI/CD pipeline.</w:t>
+        <w:t>The system was built by extending the provided Node.js, React.js and MongoDB starter project, which supplied user authentication only. On top of that foundation I implemented four meaningful CRUD modules - Medications, Reminders, Dose Logs and an Admin console - together with role-based access control that separates the patient (user) panel from the administrator panel. The application was designed using SysML, planned and tracked in JIRA, prototyped in Figma, version-controlled on GitHub with a feature-branch workflow, and deployed to an AWS EC2 instance through a GitHub Actions CI/CD pipeline.</w:t>
       </w:r>
     </w:p>
     <w:p>
@@ -303,12 +303,12 @@
     </w:p>
     <w:p>
       <w:r>
-        <w:t>The requirement diagram is the anchor of the design. The top-level requirement (R0, 'Medication Reminder System') is decomposed by containment into five sub-requirements: Medication Management (R1), Reminder Scheduling (R2), Dose Tracking &amp; Adherence (R3), User Authentication (R4) and Admin Management (R5). Detailed requirements are linked using the «deriveReqt» relationship — for example R1 derives R1.1 (Add/Edit/Delete Medication) and R1.2 (View Medications), and R3 derives R3.1 (Compute Adherence). Each design block is then tied back to the requirement it fulfils with the «satisfy» relationship: MedicationService satisfies R1, ReminderService satisfies R2, DoseLogService satisfies R3, AuthService satisfies R4 and AdminService satisfies R5. This traceability shows that every requirement is realised by a concrete part of the implementation.</w:t>
+        <w:t>The requirement diagram is the anchor of the design. The top-level requirement (R0, 'Medication Reminder System') is decomposed by containment into five sub-requirements: Medication Management (R1), Reminder Scheduling (R2), Dose Tracking &amp; Adherence (R3), User Authentication (R4) and Admin Management (R5). Detailed requirements are linked using the deriveReqt relationship - for example R1 derives R1.1 (Add/Edit/Delete Medication) and R1.2 (View Medications), and R3 derives R3.1 (Compute Adherence). Each design block is then tied back to the requirement it fulfils with the satisfy relationship: MedicationService satisfies R1, ReminderService satisfies R2, DoseLogService satisfies R3, AuthService satisfies R4 and AdminService satisfies R5. This traceability shows that every requirement is realised by a concrete part of the implementation.</w:t>
       </w:r>
     </w:p>
     <w:p>
       <w:r>
-        <w:t>The use case diagram captures the Patient and Admin actors and their interactions (register/login, manage medications, schedule reminders, log doses, view adherence and history; manage users and view statistics). The BDD defines the data blocks (User, Medication, Reminder, DoseLog) with their attributes and the associations and multiplicities between them (a User owns 0..* Medications; a Medication has 0..* Reminders; a Reminder generates 0..* DoseLogs). The IBD shows the runtime structure — a React client, an Express REST API and a MongoDB database communicating over HTTPS/JSON and Mongoose. The activity diagram models the 'log a dose' workflow, the sequence diagram models the 'create reminder' interaction across client, API, controller and database, and the state machine models the DoseLog lifecycle (Scheduled → Taken / Skipped / Missed).</w:t>
+        <w:t>The use case diagram captures the Patient and Admin actors and their interactions (register/login, manage medications, schedule reminders, log doses, view adherence and history; manage users and view statistics). The BDD defines the data blocks (User, Medication, Reminder, DoseLog) with their attributes and the associations and multiplicities between them. The IBD shows the runtime structure - a React client, an Express REST API and a MongoDB database. The activity diagram models the 'log a dose' workflow, the sequence diagram models the 'create reminder' interaction across client, API, controller and database, and the state machine models the DoseLog lifecycle (Scheduled -&gt; Taken / Skipped / Missed).</w:t>
       </w:r>
     </w:p>
     <w:p>
@@ -447,7 +447,7 @@
     </w:p>
     <w:p>
       <w:r>
-        <w:t>Backend. The backend is an Express REST API using Mongoose models for User, Medication, Reminder and DoseLog. Authentication issues JWTs and hashes passwords with bcrypt. A 'protect' middleware authenticates requests and an 'admin' middleware enforces role-based access for the admin routes. Every medication, reminder and dose-log endpoint is owner-scoped: queries are filtered by the authenticated user's id and ownership is checked before any update or delete, so one patient can never read or modify another's data. The API exposes full CRUD for medications and reminders, create/read/update/delete plus an adherence aggregation for dose logs, and admin endpoints for user management and system statistics. Adherence is computed on demand from the dose events using a MongoDB aggregation, keeping a single source of truth.</w:t>
+        <w:t>Backend. The backend is an Express REST API using Mongoose models for User, Medication, Reminder and DoseLog. Authentication issues JWTs and hashes passwords with bcrypt. A 'protect' middleware authenticates requests and an 'admin' middleware enforces role-based access for the admin routes. Every medication, reminder and dose-log endpoint is owner-scoped: queries are filtered by the authenticated user's id and ownership is checked before any update or delete, so one patient can never read or modify another's data. Adherence is computed on demand from the dose events using a MongoDB aggregation.</w:t>
       </w:r>
     </w:p>
     <w:p>
@@ -457,12 +457,12 @@
     </w:p>
     <w:p>
       <w:r>
-        <w:t>Testing. The backend has a Mocha + Chai + Sinon test suite (13 tests) that stubs the Mongoose models, so the controller logic — status codes, validation and ownership checks — is verified without needing a database, which is ideal for the CI runner. The frontend has a React Testing Library test that renders the app and verifies the navigation.</w:t>
+        <w:t>Testing. The backend has a Mocha + Chai + Sinon test suite (13 tests) that stubs the Mongoose models, so the controller logic - status codes, validation and ownership checks - is verified without needing a database, which is ideal for the CI runner. The frontend has a React Testing Library test that renders the app and verifies the navigation. These automated test suites were generated with the assistance of GitHub Copilot and then reviewed and run to confirm they all pass (see Section 8).</w:t>
       </w:r>
     </w:p>
     <w:p>
       <w:r>
-        <w:t>GitHub version control and branching. All code, design artefacts and documentation are kept under Git. The repository uses a feature-branch workflow: 'main' is the always-deployable branch, and each feature was developed on its own branch (feature/medication-crud, feature/reminder-scheduling, feature/dose-tracking, feature/admin-panel, feature/ci-cd) and merged into main through a pull request. This produces a clear commit history and reviewable pull requests.</w:t>
+        <w:t>GitHub version control and branching. All code, design artefacts and documentation are kept under Git. The repository uses a feature-branch workflow: 'main' is the always-deployable branch, and each feature was developed on its own branch and merged into main through a pull request. This produces a clear commit history and reviewable pull requests.</w:t>
       </w:r>
     </w:p>
     <w:p>
@@ -484,7 +484,7 @@
     </w:p>
     <w:p>
       <w:r>
-        <w:t>Continuous integration and deployment are automated with GitHub Actions. On every push or pull request to main the pipeline installs dependencies and runs the backend and frontend test suites. When tests pass on a push to main, the deploy job connects to the EC2 instance over SSH, pulls the latest code, installs dependencies, rebuilds the frontend and reloads the application under PM2. Deployment credentials are stored as encrypted GitHub Actions secrets within a 'production' environment.</w:t>
+        <w:t>Continuous integration and deployment are automated with GitHub Actions. On every push or pull request to main the pipeline installs dependencies and runs the automated test suites. When tests pass on a push to main, the deploy job builds the frontend on the runner, ships it to the EC2 instance over SSH, updates the backend and reloads the application under PM2. Deployment credentials are stored as encrypted GitHub Actions secrets within a 'production' environment.</w:t>
       </w:r>
     </w:p>
     <w:p>
@@ -621,7 +621,7 @@
     </w:p>
     <w:p>
       <w:r>
-        <w:t>MediRemind demonstrates a complete software lifecycle for a realistic problem: from requirements analysis and SysML design, through JIRA-based planning, Figma UI/UX design, and a tested MERN implementation, to an automated CI/CD pipeline deploying to AWS EC2. The delivered system meets the assignment's CRUD, user-panel and admin-panel requirements with meaningful, domain-appropriate features, and the engineering practices — owner-scoped data access, automated tests, feature branches and continuous deployment — reflect professional standards. The result is a maintainable foundation that could be extended with push notifications, caregiver sharing or refill alerts.</w:t>
+        <w:t>MediRemind demonstrates a complete software lifecycle for a realistic problem: from requirements analysis and SysML design, through JIRA-based planning, Figma UI/UX design, and a tested MERN implementation, to an automated CI/CD pipeline deploying to AWS EC2. The delivered system meets the assignment's CRUD, user-panel and admin-panel requirements with meaningful, domain-appropriate features, and the engineering practices - owner-scoped data access, automated tests, feature branches and continuous deployment - reflect professional standards. The result is a maintainable foundation that could be extended with push notifications, caregiver sharing or refill alerts.</w:t>
       </w:r>
     </w:p>
     <w:p>
@@ -671,17 +671,25 @@
         <w:pStyle w:val="ListBullet"/>
       </w:pPr>
       <w:r>
-        <w:t>Code snippets and examples: I used Copilot to generate example snippets such as a Mongoose schema, an owner-scoped Express controller, a React form component and a Mocha test that stubs Mongoose with Sinon.</w:t>
+        <w:t>Automated test suites: GitHub Copilot generated the project's automated test suites for me - the Mocha + Chai + Sinon backend API tests (13 tests, which stub the Mongoose models so they run without a database) and the React Testing Library frontend test. Example prompt: 'Write Mocha and Sinon unit tests for this Express medication controller, stubbing the Mongoose model so no database is needed, and cover the validation and ownership checks.' I then ran the suites and verified that all tests pass.</w:t>
+      </w:r>
+    </w:p>
+    <w:p>
+      <w:pPr>
+        <w:pStyle w:val="ListBullet"/>
+      </w:pPr>
+      <w:r>
+        <w:t>Code snippets and examples: I used Copilot to generate example snippets such as a Mongoose schema, an owner-scoped Express controller and a React form component.</w:t>
       </w:r>
     </w:p>
     <w:p>
       <w:r>
-        <w:t>Which parts were influenced: the AI assisted with the initial data-model and folder structure, boilerplate for controllers/components, and example test patterns. The SysML design, the requirement decomposition, the JIRA plan, the Figma design decisions and the CI/CD and deployment configuration were my own work, informed by the AI's suggestions.</w:t>
+        <w:t>Which parts were influenced: the AI assisted with the initial data-model and folder structure, boilerplate for controllers and components, and it generated the automated test suites. The SysML design, the requirement decomposition, the JIRA plan, the Figma design decisions and the CI/CD and deployment configuration were my own work, informed by the AI's suggestions.</w:t>
       </w:r>
     </w:p>
     <w:p>
       <w:r>
-        <w:t>Verification and adaptation: all AI-suggested code was reviewed, edited to fit the project's conventions, and verified by running the application and the automated test suite (13 backend tests and the frontend test all pass) and by manually exercising each CRUD flow. Suggestions that were inaccurate or did not enforce per-user data isolation were corrected. AI output was treated as a starting point, not a final answer.</w:t>
+        <w:t>Verification and adaptation: all AI-suggested code, including the generated test suites, was reviewed, edited to fit the project's conventions, and verified by running the application and the automated tests (13 backend tests and the frontend test all pass) and by manually exercising each CRUD flow. Suggestions that were inaccurate or did not enforce per-user data isolation were corrected. AI output was treated as a starting point, not a final answer.</w:t>
       </w:r>
     </w:p>
     <w:p>

--- a/docs/IFQ636_A1_Report_OsamaMohamed.docx
+++ b/docs/IFQ636_A1_Report_OsamaMohamed.docx
@@ -679,12 +679,20 @@
         <w:pStyle w:val="ListBullet"/>
       </w:pPr>
       <w:r>
-        <w:t>Code snippets and examples: I used Copilot to generate example snippets such as a Mongoose schema, an owner-scoped Express controller and a React form component.</w:t>
+        <w:t>CI/CD pipeline: GitHub Copilot helped me build the CI/CD pipeline - drafting the GitHub Actions workflow that runs the tests, builds the frontend and deploys to EC2 over SSH, and explaining how to configure the production environment and encrypted secrets. Example prompt: 'Write a GitHub Actions workflow that runs Mocha tests, then on push to main builds the React app and deploys it to an EC2 instance via SSH and restarts pm2.'</w:t>
+      </w:r>
+    </w:p>
+    <w:p>
+      <w:pPr>
+        <w:pStyle w:val="ListBullet"/>
+      </w:pPr>
+      <w:r>
+        <w:t>Code snippets and examples (in VS Code): I used GitHub Copilot inside VS Code to generate and auto-complete code as I typed - it suggested and completed snippets such as a Mongoose schema, an owner-scoped Express controller and a React form component, which I accepted, edited and integrated.</w:t>
       </w:r>
     </w:p>
     <w:p>
       <w:r>
-        <w:t>Which parts were influenced: the AI assisted with the initial data-model and folder structure, boilerplate for controllers and components, and it generated the automated test suites. The SysML design, the requirement decomposition, the JIRA plan, the Figma design decisions and the CI/CD and deployment configuration were my own work, informed by the AI's suggestions.</w:t>
+        <w:t>Which parts were influenced: the AI assisted with the initial data-model and folder structure, boilerplate for controllers and components (generated and auto-completed inside VS Code), the automated test suites, and the CI/CD pipeline workflow. The SysML design, the requirement decomposition, the JIRA plan and the Figma design decisions were my own work, informed by the AI's suggestions.</w:t>
       </w:r>
     </w:p>
     <w:p>

--- a/docs/IFQ636_A1_Report_OsamaMohamed.docx
+++ b/docs/IFQ636_A1_Report_OsamaMohamed.docx
@@ -671,6 +671,14 @@
         <w:pStyle w:val="ListBullet"/>
       </w:pPr>
       <w:r>
+        <w:t>JIRA epics and stories: GitHub Copilot assisted me in drafting the required epics and user stories for the JIRA board, which I then refined and broke down into sub-tasks. Example prompt: 'Draft the epics and user stories (in As a... I want... so that... form) for a medication reminder app covering medications, reminders, dose tracking and an admin console.'</w:t>
+      </w:r>
+    </w:p>
+    <w:p>
+      <w:pPr>
+        <w:pStyle w:val="ListBullet"/>
+      </w:pPr>
+      <w:r>
         <w:t>Automated test suites: GitHub Copilot generated the project's automated test suites for me - the Mocha + Chai + Sinon backend API tests (13 tests, which stub the Mongoose models so they run without a database) and the React Testing Library frontend test. Example prompt: 'Write Mocha and Sinon unit tests for this Express medication controller, stubbing the Mongoose model so no database is needed, and cover the validation and ownership checks.' I then ran the suites and verified that all tests pass.</w:t>
       </w:r>
     </w:p>
@@ -692,7 +700,7 @@
     </w:p>
     <w:p>
       <w:r>
-        <w:t>Which parts were influenced: the AI assisted with the initial data-model and folder structure, boilerplate for controllers and components (generated and auto-completed inside VS Code), the automated test suites, and the CI/CD pipeline workflow. The SysML design, the requirement decomposition, the JIRA plan and the Figma design decisions were my own work, informed by the AI's suggestions.</w:t>
+        <w:t>Which parts were influenced: the AI assisted with the initial data-model and folder structure, boilerplate for controllers and components (generated and auto-completed inside VS Code), the automated test suites, the CI/CD pipeline workflow, and the drafting of the JIRA epics and user stories. The SysML design, the requirement decomposition and the Figma design decisions were my own work, informed by the AI's suggestions; the JIRA backlog and sprint planning were finalised and managed by me.</w:t>
       </w:r>
     </w:p>
     <w:p>
